--- a/DRS/2026-10-14_DRS.docx
+++ b/DRS/2026-10-14_DRS.docx
@@ -109,7 +109,19 @@
         <w:rPr>
           <w:szCs w:val="22"/>
         </w:rPr>
-        <w:t xml:space="preserve">Current attempts to address this issue are flawed. The ROGO soil sampling robot follows a pre-programmed grid and collects soil samples to send off to another lab for testing. It is expensive to own and to operate, running on diesel [7]. The Agrobot Lala does in-field analysis, but it can only measure nitrate, takes about 30 minutes per sample, can only run for 3 hours on its battery, is more inaccurate than official lab results, and costs roughly </w:t>
+        <w:t xml:space="preserve">The best way to get accurate and complete measurements of the quality of soil is an official lab test, but testing every point on a plot of land is costly and time consuming, taking up to 15 days to get a result [5]. </w:t>
+      </w:r>
+      <w:r>
+        <w:rPr>
+          <w:szCs w:val="22"/>
+        </w:rPr>
+        <w:t>There are already exist solutions to this issue</w:t>
+      </w:r>
+      <w:r>
+        <w:rPr>
+          <w:szCs w:val="22"/>
+        </w:rPr>
+        <w:t xml:space="preserve">. The ROGO soil sampling robot follows a pre-programmed grid and collects soil samples to send off to another lab for testing. It is expensive to own and to operate, running on diesel [7]. The Agrobot Lala does in-field analysis, but it can only measure nitrate, takes about 30 minutes per sample, can only run for 3 hours on its battery, is more inaccurate than official lab results, and costs roughly </w:t>
       </w:r>
       <w:r>
         <w:rPr>
@@ -122,19 +134,6 @@
           <w:szCs w:val="22"/>
         </w:rPr>
         <w:t xml:space="preserve">50,000 [8]. </w:t>
-      </w:r>
-    </w:p>
-    <w:p>
-      <w:pPr>
-        <w:rPr>
-          <w:szCs w:val="22"/>
-        </w:rPr>
-      </w:pPr>
-      <w:r>
-        <w:rPr>
-          <w:szCs w:val="22"/>
-        </w:rPr>
-        <w:t xml:space="preserve">The best way to get accurate and complete measurements of the quality of soil is an official lab test, but testing every point on a plot of land is costly and time consuming, taking up to 15 days to get a result [5]. </w:t>
       </w:r>
       <w:r>
         <w:rPr>
@@ -3870,6 +3869,7 @@
           <w:tcPr>
             <w:cnfStyle w:val="000010000000" w:firstRow="0" w:lastRow="0" w:firstColumn="0" w:lastColumn="0" w:oddVBand="1" w:evenVBand="0" w:oddHBand="0" w:evenHBand="0" w:firstRowFirstColumn="0" w:firstRowLastColumn="0" w:lastRowFirstColumn="0" w:lastRowLastColumn="0"/>
             <w:tcW w:w="1949" w:type="dxa"/>
+            <w:vAlign w:val="center"/>
           </w:tcPr>
           <w:p>
             <w:pPr>
@@ -3880,7 +3880,7 @@
               </w:rPr>
             </w:pPr>
             <w:r>
-              <w:t>Operation</w:t>
+              <w:t>Economic</w:t>
             </w:r>
           </w:p>
         </w:tc>
@@ -3888,6 +3888,7 @@
           <w:tcPr>
             <w:cnfStyle w:val="000001000000" w:firstRow="0" w:lastRow="0" w:firstColumn="0" w:lastColumn="0" w:oddVBand="0" w:evenVBand="1" w:oddHBand="0" w:evenHBand="0" w:firstRowFirstColumn="0" w:firstRowLastColumn="0" w:lastRowFirstColumn="0" w:lastRowLastColumn="0"/>
             <w:tcW w:w="1196" w:type="dxa"/>
+            <w:vAlign w:val="center"/>
           </w:tcPr>
           <w:p>
             <w:pPr>
@@ -3898,7 +3899,7 @@
               </w:rPr>
             </w:pPr>
             <w:r>
-              <w:t>Size</w:t>
+              <w:t>Time</w:t>
             </w:r>
           </w:p>
         </w:tc>
@@ -3906,6 +3907,7 @@
           <w:tcPr>
             <w:cnfStyle w:val="000010000000" w:firstRow="0" w:lastRow="0" w:firstColumn="0" w:lastColumn="0" w:oddVBand="1" w:evenVBand="0" w:oddHBand="0" w:evenHBand="0" w:firstRowFirstColumn="0" w:firstRowLastColumn="0" w:lastRowFirstColumn="0" w:lastRowLastColumn="0"/>
             <w:tcW w:w="6205" w:type="dxa"/>
+            <w:vAlign w:val="center"/>
           </w:tcPr>
           <w:p>
             <w:pPr>
@@ -3916,13 +3918,7 @@
               </w:rPr>
             </w:pPr>
             <w:r>
-              <w:t xml:space="preserve">The rover is to fit in an area of 24” </w:t>
-            </w:r>
-            <w:r>
-              <w:t>wide, 24” deep, and 36” tall</w:t>
-            </w:r>
-            <w:r>
-              <w:t>.</w:t>
+              <w:t>The system is designed and developed over the course of two semesters.</w:t>
             </w:r>
           </w:p>
         </w:tc>
@@ -3977,13 +3973,10 @@
               </w:rPr>
             </w:pPr>
             <w:r>
-              <w:t>The enclosure must protect the electronics from rain, dust, and soil splash, meeting at least an IP65 rating [</w:t>
-            </w:r>
-            <w:r>
-              <w:t>14</w:t>
-            </w:r>
-            <w:r>
-              <w:t>].</w:t>
+              <w:t xml:space="preserve">The enclosure must protect the electronics from </w:t>
+            </w:r>
+            <w:r>
+              <w:t>dust particles larger than 2.5mm and water spraying from a 60-degree angle.</w:t>
             </w:r>
           </w:p>
         </w:tc>
@@ -4100,13 +4093,7 @@
               </w:rPr>
             </w:pPr>
             <w:r>
-              <w:t>Data is limited to the range and data rate of the LoRa radio, which must comply with FCC Part 15 limits in the 915 MHz band [</w:t>
-            </w:r>
-            <w:r>
-              <w:t>15</w:t>
-            </w:r>
-            <w:r>
-              <w:t>].</w:t>
+              <w:t>Data must be transmitted wirelessly.</w:t>
             </w:r>
           </w:p>
         </w:tc>
@@ -4137,7 +4124,13 @@
         <w:rPr>
           <w:szCs w:val="22"/>
         </w:rPr>
-        <w:t>The environmental and energy constraints focus on keeping the system operating reliably outdoors. The enclosure must withstand dust, rain, and field debris, which directly affects material selection and sealing of the probe and cable openings. Because the system runs without grid power, the battery and solar panel must be sized to complete a full sampling run, which in turn limits the size and weight of the platform. The LoRa link provides long range but low data rates, so the system transmits compact sensor readings rather than large data files.</w:t>
+        <w:t xml:space="preserve">The environmental and energy constraints focus on keeping the system operating reliably outdoors. The enclosure must withstand dust, rain, and field debris, which directly affects material selection and sealing of the probe and cable openings. Because the system runs without grid power, the battery and solar panel must be sized to complete a full sampling run, which in turn limits the size and weight of the platform. </w:t>
+      </w:r>
+      <w:r>
+        <w:rPr>
+          <w:szCs w:val="22"/>
+        </w:rPr>
+        <w:t>The data must be transmitted wirelessly, since there exist little to no fiber or other data transmit cables out in the field for communication.</w:t>
       </w:r>
     </w:p>
     <w:p>
@@ -8859,11 +8852,12 @@
 </file>
 
 <file path=customXml/item2.xml><?xml version="1.0" encoding="utf-8"?>
-<p:properties xmlns:p="http://schemas.microsoft.com/office/2006/metadata/properties" xmlns:xsi="http://www.w3.org/2001/XMLSchema-instance" xmlns:pc="http://schemas.microsoft.com/office/infopath/2007/PartnerControls">
-  <documentManagement>
-    <_activity xmlns="9ad4f9c4-691a-4cfc-8794-bcdaec4218ec" xsi:nil="true"/>
-  </documentManagement>
-</p:properties>
+<?mso-contentType ?>
+<FormTemplates xmlns="http://schemas.microsoft.com/sharepoint/v3/contenttype/forms">
+  <Display>DocumentLibraryForm</Display>
+  <Edit>DocumentLibraryForm</Edit>
+  <New>DocumentLibraryForm</New>
+</FormTemplates>
 </file>
 
 <file path=customXml/item3.xml><?xml version="1.0" encoding="utf-8"?>
@@ -9056,12 +9050,11 @@
 </file>
 
 <file path=customXml/item4.xml><?xml version="1.0" encoding="utf-8"?>
-<?mso-contentType ?>
-<FormTemplates xmlns="http://schemas.microsoft.com/sharepoint/v3/contenttype/forms">
-  <Display>DocumentLibraryForm</Display>
-  <Edit>DocumentLibraryForm</Edit>
-  <New>DocumentLibraryForm</New>
-</FormTemplates>
+<p:properties xmlns:p="http://schemas.microsoft.com/office/2006/metadata/properties" xmlns:xsi="http://www.w3.org/2001/XMLSchema-instance" xmlns:pc="http://schemas.microsoft.com/office/infopath/2007/PartnerControls">
+  <documentManagement>
+    <_activity xmlns="9ad4f9c4-691a-4cfc-8794-bcdaec4218ec" xsi:nil="true"/>
+  </documentManagement>
+</p:properties>
 </file>
 
 <file path=customXml/itemProps1.xml><?xml version="1.0" encoding="utf-8"?>
@@ -9073,11 +9066,9 @@
 </file>
 
 <file path=customXml/itemProps2.xml><?xml version="1.0" encoding="utf-8"?>
-<ds:datastoreItem xmlns:ds="http://schemas.openxmlformats.org/officeDocument/2006/customXml" ds:itemID="{A422CB5C-7810-47F7-A8DF-BDDDF594E3AE}">
+<ds:datastoreItem xmlns:ds="http://schemas.openxmlformats.org/officeDocument/2006/customXml" ds:itemID="{408EB172-DE7C-4A4D-A454-7D22BC152CB5}">
   <ds:schemaRefs>
-    <ds:schemaRef ds:uri="http://schemas.microsoft.com/office/2006/metadata/properties"/>
-    <ds:schemaRef ds:uri="http://schemas.microsoft.com/office/infopath/2007/PartnerControls"/>
-    <ds:schemaRef ds:uri="9ad4f9c4-691a-4cfc-8794-bcdaec4218ec"/>
+    <ds:schemaRef ds:uri="http://schemas.microsoft.com/sharepoint/v3/contenttype/forms"/>
   </ds:schemaRefs>
 </ds:datastoreItem>
 </file>
@@ -9102,9 +9093,11 @@
 </file>
 
 <file path=customXml/itemProps4.xml><?xml version="1.0" encoding="utf-8"?>
-<ds:datastoreItem xmlns:ds="http://schemas.openxmlformats.org/officeDocument/2006/customXml" ds:itemID="{408EB172-DE7C-4A4D-A454-7D22BC152CB5}">
+<ds:datastoreItem xmlns:ds="http://schemas.openxmlformats.org/officeDocument/2006/customXml" ds:itemID="{A422CB5C-7810-47F7-A8DF-BDDDF594E3AE}">
   <ds:schemaRefs>
-    <ds:schemaRef ds:uri="http://schemas.microsoft.com/sharepoint/v3/contenttype/forms"/>
+    <ds:schemaRef ds:uri="http://schemas.microsoft.com/office/2006/metadata/properties"/>
+    <ds:schemaRef ds:uri="http://schemas.microsoft.com/office/infopath/2007/PartnerControls"/>
+    <ds:schemaRef ds:uri="9ad4f9c4-691a-4cfc-8794-bcdaec4218ec"/>
   </ds:schemaRefs>
 </ds:datastoreItem>
 </file>